--- a/PREACH-MANUAL.docx
+++ b/PREACH-MANUAL.docx
@@ -25,6 +25,12 @@
       </w:pPr>
       <w:r>
         <w:t>How to move</w:t>
+      </w:r>
+    </w:p>
+    <w:p>
+      <w:r>
+        <w:tab/>
+        <w:t>Press arrows on bottom left of keyboard to move around in game</w:t>
       </w:r>
     </w:p>
     <w:p/>

--- a/PREACH-MANUAL.docx
+++ b/PREACH-MANUAL.docx
@@ -56,6 +56,51 @@
       </w:pPr>
       <w:r>
         <w:t>Stock Market</w:t>
+      </w:r>
+    </w:p>
+    <w:p>
+      <w:r>
+        <w:t>Preacher:</w:t>
+      </w:r>
+    </w:p>
+    <w:p>
+      <w:r>
+        <w:t>John 3:16</w:t>
+      </w:r>
+    </w:p>
+    <w:p>
+      <w:r>
+        <w:t>John 8:12</w:t>
+      </w:r>
+    </w:p>
+    <w:p>
+      <w:r>
+        <w:t>Matthew 4:17</w:t>
+      </w:r>
+    </w:p>
+    <w:p>
+      <w:r>
+        <w:t>Matthew 9:22</w:t>
+      </w:r>
+    </w:p>
+    <w:p>
+      <w:r>
+        <w:t>1 Peter 2:24</w:t>
+      </w:r>
+    </w:p>
+    <w:p>
+      <w:r>
+        <w:t>Psalm 140:1</w:t>
+      </w:r>
+    </w:p>
+    <w:p>
+      <w:r>
+        <w:t>2 Samuel 22:33</w:t>
+      </w:r>
+    </w:p>
+    <w:p>
+      <w:r>
+        <w:t>Psalm 46:1</w:t>
       </w:r>
     </w:p>
     <w:sectPr>

--- a/PREACH-MANUAL.docx
+++ b/PREACH-MANUAL.docx
@@ -10,12 +10,34 @@
         <w:t>How to download and run</w:t>
       </w:r>
     </w:p>
-    <w:p/>
     <w:p>
       <w:pPr>
         <w:pStyle w:val="Heading1"/>
       </w:pPr>
       <w:r>
+        <w:t>Hot Keys</w:t>
+      </w:r>
+    </w:p>
+    <w:p>
+      <w:r>
+        <w:t xml:space="preserve">“L”- look at character </w:t>
+      </w:r>
+    </w:p>
+    <w:p>
+      <w:r>
+        <w:t>“V”- view: weapons, armor</w:t>
+      </w:r>
+    </w:p>
+    <w:p>
+      <w:r>
+        <w:t>“S”- save game</w:t>
+      </w:r>
+    </w:p>
+    <w:p>
+      <w:pPr>
+        <w:pStyle w:val="Heading1"/>
+      </w:pPr>
+      <w:r>
         <w:t>Basic Instructions</w:t>
       </w:r>
     </w:p>
@@ -59,48 +81,78 @@
       </w:r>
     </w:p>
     <w:p>
-      <w:r>
-        <w:t>Preacher:</w:t>
+      <w:pPr>
+        <w:pStyle w:val="Heading1"/>
+      </w:pPr>
+      <w:r>
+        <w:t>Preacher</w:t>
+      </w:r>
+      <w:r>
+        <w:t xml:space="preserve"> Actions</w:t>
       </w:r>
     </w:p>
     <w:p>
       <w:r>
         <w:t>John 3:16</w:t>
       </w:r>
+      <w:r>
+        <w:t>-</w:t>
+      </w:r>
     </w:p>
     <w:p>
       <w:r>
         <w:t>John 8:12</w:t>
       </w:r>
+      <w:r>
+        <w:t>-</w:t>
+      </w:r>
     </w:p>
     <w:p>
       <w:r>
         <w:t>Matthew 4:17</w:t>
       </w:r>
+      <w:r>
+        <w:t>-</w:t>
+      </w:r>
     </w:p>
     <w:p>
       <w:r>
         <w:t>Matthew 9:22</w:t>
       </w:r>
+      <w:r>
+        <w:t>-</w:t>
+      </w:r>
     </w:p>
     <w:p>
       <w:r>
         <w:t>1 Peter 2:24</w:t>
       </w:r>
+      <w:r>
+        <w:t>-</w:t>
+      </w:r>
     </w:p>
     <w:p>
       <w:r>
         <w:t>Psalm 140:1</w:t>
       </w:r>
+      <w:r>
+        <w:t>-</w:t>
+      </w:r>
     </w:p>
     <w:p>
       <w:r>
         <w:t>2 Samuel 22:33</w:t>
       </w:r>
+      <w:r>
+        <w:t>-</w:t>
+      </w:r>
     </w:p>
     <w:p>
       <w:r>
         <w:t>Psalm 46:1</w:t>
+      </w:r>
+      <w:r>
+        <w:t>-</w:t>
       </w:r>
     </w:p>
     <w:sectPr>

--- a/PREACH-MANUAL.docx
+++ b/PREACH-MANUAL.docx
@@ -9,6 +9,468 @@
       <w:r>
         <w:t>How to download and run</w:t>
       </w:r>
+      <w:r>
+        <w:t xml:space="preserve"> Preach</w:t>
+      </w:r>
+    </w:p>
+    <w:p>
+      <w:pPr>
+        <w:pStyle w:val="ListParagraph"/>
+        <w:numPr>
+          <w:ilvl w:val="0"/>
+          <w:numId w:val="1"/>
+        </w:numPr>
+      </w:pPr>
+      <w:r>
+        <w:t xml:space="preserve">Download Preach and </w:t>
+      </w:r>
+      <w:r>
+        <w:t>its</w:t>
+      </w:r>
+      <w:r>
+        <w:t xml:space="preserve"> code from</w:t>
+      </w:r>
+      <w:r>
+        <w:br/>
+      </w:r>
+      <w:hyperlink r:id="rId5" w:history="1">
+        <w:r>
+          <w:rPr>
+            <w:rStyle w:val="Hyperlink"/>
+          </w:rPr>
+          <w:t>GitHub - JustinSteen73/Basic-Includes-Preach: Justin's Basic code including Preach · GitHub</w:t>
+        </w:r>
+      </w:hyperlink>
+      <w:r>
+        <w:br/>
+      </w:r>
+      <w:r>
+        <w:rPr>
+          <w:noProof/>
+        </w:rPr>
+        <w:drawing>
+          <wp:inline distT="0" distB="0" distL="0" distR="0" wp14:anchorId="60C27411" wp14:editId="09106056">
+            <wp:extent cx="5943600" cy="3524885"/>
+            <wp:effectExtent l="0" t="0" r="0" b="0"/>
+            <wp:docPr id="97867280" name="Picture 1"/>
+            <wp:cNvGraphicFramePr>
+              <a:graphicFrameLocks xmlns:a="http://schemas.openxmlformats.org/drawingml/2006/main" noChangeAspect="1"/>
+            </wp:cNvGraphicFramePr>
+            <a:graphic xmlns:a="http://schemas.openxmlformats.org/drawingml/2006/main">
+              <a:graphicData uri="http://schemas.openxmlformats.org/drawingml/2006/picture">
+                <pic:pic xmlns:pic="http://schemas.openxmlformats.org/drawingml/2006/picture">
+                  <pic:nvPicPr>
+                    <pic:cNvPr id="97867280" name="Picture 1"/>
+                    <pic:cNvPicPr>
+                      <a:picLocks noChangeAspect="1"/>
+                    </pic:cNvPicPr>
+                  </pic:nvPicPr>
+                  <pic:blipFill>
+                    <a:blip r:embed="rId6"/>
+                    <a:stretch>
+                      <a:fillRect/>
+                    </a:stretch>
+                  </pic:blipFill>
+                  <pic:spPr>
+                    <a:xfrm>
+                      <a:off x="0" y="0"/>
+                      <a:ext cx="5943600" cy="3524885"/>
+                    </a:xfrm>
+                    <a:prstGeom prst="rect">
+                      <a:avLst/>
+                    </a:prstGeom>
+                  </pic:spPr>
+                </pic:pic>
+              </a:graphicData>
+            </a:graphic>
+          </wp:inline>
+        </w:drawing>
+      </w:r>
+    </w:p>
+    <w:p>
+      <w:pPr>
+        <w:pStyle w:val="ListParagraph"/>
+        <w:numPr>
+          <w:ilvl w:val="0"/>
+          <w:numId w:val="1"/>
+        </w:numPr>
+      </w:pPr>
+      <w:r>
+        <w:t>Unzip these files to a C:\Preach folder</w:t>
+      </w:r>
+      <w:r>
+        <w:t xml:space="preserve"> </w:t>
+      </w:r>
+    </w:p>
+    <w:p>
+      <w:pPr>
+        <w:pStyle w:val="ListParagraph"/>
+        <w:numPr>
+          <w:ilvl w:val="0"/>
+          <w:numId w:val="1"/>
+        </w:numPr>
+      </w:pPr>
+      <w:r>
+        <w:t>Download</w:t>
+      </w:r>
+      <w:r>
+        <w:t xml:space="preserve"> and install</w:t>
+      </w:r>
+      <w:r>
+        <w:t xml:space="preserve"> DosBox</w:t>
+      </w:r>
+      <w:r>
+        <w:t xml:space="preserve"> from</w:t>
+      </w:r>
+      <w:r>
+        <w:br/>
+      </w:r>
+      <w:hyperlink r:id="rId7" w:history="1">
+        <w:r>
+          <w:rPr>
+            <w:rStyle w:val="Hyperlink"/>
+          </w:rPr>
+          <w:t>DOSBox, an x86 emulator with DOS</w:t>
+        </w:r>
+      </w:hyperlink>
+    </w:p>
+    <w:p>
+      <w:pPr>
+        <w:pStyle w:val="ListParagraph"/>
+        <w:numPr>
+          <w:ilvl w:val="0"/>
+          <w:numId w:val="1"/>
+        </w:numPr>
+      </w:pPr>
+      <w:r>
+        <w:lastRenderedPageBreak/>
+        <w:t>Open DosBox</w:t>
+      </w:r>
+      <w:r>
+        <w:br/>
+      </w:r>
+      <w:r>
+        <w:rPr>
+          <w:noProof/>
+        </w:rPr>
+        <w:drawing>
+          <wp:inline distT="0" distB="0" distL="0" distR="0" wp14:anchorId="313E9278" wp14:editId="2934AC80">
+            <wp:extent cx="5943600" cy="3368040"/>
+            <wp:effectExtent l="0" t="0" r="0" b="3810"/>
+            <wp:docPr id="871175609" name="Picture 1"/>
+            <wp:cNvGraphicFramePr>
+              <a:graphicFrameLocks xmlns:a="http://schemas.openxmlformats.org/drawingml/2006/main" noChangeAspect="1"/>
+            </wp:cNvGraphicFramePr>
+            <a:graphic xmlns:a="http://schemas.openxmlformats.org/drawingml/2006/main">
+              <a:graphicData uri="http://schemas.openxmlformats.org/drawingml/2006/picture">
+                <pic:pic xmlns:pic="http://schemas.openxmlformats.org/drawingml/2006/picture">
+                  <pic:nvPicPr>
+                    <pic:cNvPr id="871175609" name="Picture 1"/>
+                    <pic:cNvPicPr>
+                      <a:picLocks noChangeAspect="1"/>
+                    </pic:cNvPicPr>
+                  </pic:nvPicPr>
+                  <pic:blipFill>
+                    <a:blip r:embed="rId8"/>
+                    <a:stretch>
+                      <a:fillRect/>
+                    </a:stretch>
+                  </pic:blipFill>
+                  <pic:spPr>
+                    <a:xfrm>
+                      <a:off x="0" y="0"/>
+                      <a:ext cx="5943600" cy="3368040"/>
+                    </a:xfrm>
+                    <a:prstGeom prst="rect">
+                      <a:avLst/>
+                    </a:prstGeom>
+                  </pic:spPr>
+                </pic:pic>
+              </a:graphicData>
+            </a:graphic>
+          </wp:inline>
+        </w:drawing>
+      </w:r>
+    </w:p>
+    <w:p>
+      <w:pPr>
+        <w:pStyle w:val="ListParagraph"/>
+        <w:numPr>
+          <w:ilvl w:val="0"/>
+          <w:numId w:val="1"/>
+        </w:numPr>
+      </w:pPr>
+      <w:r>
+        <w:t>A</w:t>
+      </w:r>
+      <w:r>
+        <w:t>t spot one</w:t>
+      </w:r>
+      <w:r>
+        <w:t xml:space="preserve"> below,</w:t>
+      </w:r>
+      <w:r>
+        <w:br/>
+      </w:r>
+      <w:r>
+        <w:t>type ‘mount</w:t>
+      </w:r>
+      <w:r>
+        <w:t xml:space="preserve"> </w:t>
+      </w:r>
+      <w:r>
+        <w:t>p</w:t>
+      </w:r>
+      <w:r>
+        <w:t xml:space="preserve">: </w:t>
+      </w:r>
+      <w:r>
+        <w:t>C:\Preach</w:t>
+      </w:r>
+      <w:r>
+        <w:t>’ then press enter</w:t>
+      </w:r>
+      <w:r>
+        <w:br/>
+      </w:r>
+      <w:r>
+        <w:rPr>
+          <w:noProof/>
+        </w:rPr>
+        <w:drawing>
+          <wp:inline distT="0" distB="0" distL="0" distR="0" wp14:anchorId="42BAC610" wp14:editId="20CEEE29">
+            <wp:extent cx="5943600" cy="3394075"/>
+            <wp:effectExtent l="0" t="0" r="0" b="0"/>
+            <wp:docPr id="828744609" name="Picture 1"/>
+            <wp:cNvGraphicFramePr>
+              <a:graphicFrameLocks xmlns:a="http://schemas.openxmlformats.org/drawingml/2006/main" noChangeAspect="1"/>
+            </wp:cNvGraphicFramePr>
+            <a:graphic xmlns:a="http://schemas.openxmlformats.org/drawingml/2006/main">
+              <a:graphicData uri="http://schemas.openxmlformats.org/drawingml/2006/picture">
+                <pic:pic xmlns:pic="http://schemas.openxmlformats.org/drawingml/2006/picture">
+                  <pic:nvPicPr>
+                    <pic:cNvPr id="828744609" name="Picture 1"/>
+                    <pic:cNvPicPr>
+                      <a:picLocks noChangeAspect="1"/>
+                    </pic:cNvPicPr>
+                  </pic:nvPicPr>
+                  <pic:blipFill>
+                    <a:blip r:embed="rId9"/>
+                    <a:stretch>
+                      <a:fillRect/>
+                    </a:stretch>
+                  </pic:blipFill>
+                  <pic:spPr>
+                    <a:xfrm>
+                      <a:off x="0" y="0"/>
+                      <a:ext cx="5943600" cy="3394075"/>
+                    </a:xfrm>
+                    <a:prstGeom prst="rect">
+                      <a:avLst/>
+                    </a:prstGeom>
+                  </pic:spPr>
+                </pic:pic>
+              </a:graphicData>
+            </a:graphic>
+          </wp:inline>
+        </w:drawing>
+      </w:r>
+    </w:p>
+    <w:p>
+      <w:pPr>
+        <w:pStyle w:val="ListParagraph"/>
+        <w:numPr>
+          <w:ilvl w:val="0"/>
+          <w:numId w:val="1"/>
+        </w:numPr>
+      </w:pPr>
+      <w:r>
+        <w:lastRenderedPageBreak/>
+        <w:t>At spot one below,</w:t>
+      </w:r>
+      <w:r>
+        <w:br/>
+        <w:t>type ‘P:’ and press enter</w:t>
+      </w:r>
+      <w:r>
+        <w:br/>
+      </w:r>
+      <w:r>
+        <w:rPr>
+          <w:noProof/>
+        </w:rPr>
+        <w:drawing>
+          <wp:inline distT="0" distB="0" distL="0" distR="0" wp14:anchorId="363C1DF9" wp14:editId="72B65420">
+            <wp:extent cx="5943600" cy="3373755"/>
+            <wp:effectExtent l="0" t="0" r="0" b="0"/>
+            <wp:docPr id="1299206307" name="Picture 1"/>
+            <wp:cNvGraphicFramePr>
+              <a:graphicFrameLocks xmlns:a="http://schemas.openxmlformats.org/drawingml/2006/main" noChangeAspect="1"/>
+            </wp:cNvGraphicFramePr>
+            <a:graphic xmlns:a="http://schemas.openxmlformats.org/drawingml/2006/main">
+              <a:graphicData uri="http://schemas.openxmlformats.org/drawingml/2006/picture">
+                <pic:pic xmlns:pic="http://schemas.openxmlformats.org/drawingml/2006/picture">
+                  <pic:nvPicPr>
+                    <pic:cNvPr id="1299206307" name="Picture 1"/>
+                    <pic:cNvPicPr>
+                      <a:picLocks noChangeAspect="1"/>
+                    </pic:cNvPicPr>
+                  </pic:nvPicPr>
+                  <pic:blipFill>
+                    <a:blip r:embed="rId10"/>
+                    <a:stretch>
+                      <a:fillRect/>
+                    </a:stretch>
+                  </pic:blipFill>
+                  <pic:spPr>
+                    <a:xfrm>
+                      <a:off x="0" y="0"/>
+                      <a:ext cx="5943600" cy="3373755"/>
+                    </a:xfrm>
+                    <a:prstGeom prst="rect">
+                      <a:avLst/>
+                    </a:prstGeom>
+                  </pic:spPr>
+                </pic:pic>
+              </a:graphicData>
+            </a:graphic>
+          </wp:inline>
+        </w:drawing>
+      </w:r>
+    </w:p>
+    <w:p>
+      <w:pPr>
+        <w:pStyle w:val="ListParagraph"/>
+        <w:numPr>
+          <w:ilvl w:val="0"/>
+          <w:numId w:val="1"/>
+        </w:numPr>
+      </w:pPr>
+      <w:r>
+        <w:t>A</w:t>
+      </w:r>
+      <w:r>
+        <w:t>t spot one type ‘basic’ and press enter</w:t>
+      </w:r>
+      <w:r>
+        <w:br/>
+      </w:r>
+      <w:r>
+        <w:rPr>
+          <w:noProof/>
+        </w:rPr>
+        <w:drawing>
+          <wp:inline distT="0" distB="0" distL="0" distR="0" wp14:anchorId="1E09C575" wp14:editId="4D0A7F7C">
+            <wp:extent cx="5943600" cy="3354705"/>
+            <wp:effectExtent l="0" t="0" r="0" b="0"/>
+            <wp:docPr id="447384904" name="Picture 1"/>
+            <wp:cNvGraphicFramePr>
+              <a:graphicFrameLocks xmlns:a="http://schemas.openxmlformats.org/drawingml/2006/main" noChangeAspect="1"/>
+            </wp:cNvGraphicFramePr>
+            <a:graphic xmlns:a="http://schemas.openxmlformats.org/drawingml/2006/main">
+              <a:graphicData uri="http://schemas.openxmlformats.org/drawingml/2006/picture">
+                <pic:pic xmlns:pic="http://schemas.openxmlformats.org/drawingml/2006/picture">
+                  <pic:nvPicPr>
+                    <pic:cNvPr id="447384904" name="Picture 1"/>
+                    <pic:cNvPicPr>
+                      <a:picLocks noChangeAspect="1"/>
+                    </pic:cNvPicPr>
+                  </pic:nvPicPr>
+                  <pic:blipFill>
+                    <a:blip r:embed="rId11"/>
+                    <a:stretch>
+                      <a:fillRect/>
+                    </a:stretch>
+                  </pic:blipFill>
+                  <pic:spPr>
+                    <a:xfrm>
+                      <a:off x="0" y="0"/>
+                      <a:ext cx="5943600" cy="3354705"/>
+                    </a:xfrm>
+                    <a:prstGeom prst="rect">
+                      <a:avLst/>
+                    </a:prstGeom>
+                  </pic:spPr>
+                </pic:pic>
+              </a:graphicData>
+            </a:graphic>
+          </wp:inline>
+        </w:drawing>
+      </w:r>
+    </w:p>
+    <w:p>
+      <w:pPr>
+        <w:pStyle w:val="ListParagraph"/>
+        <w:numPr>
+          <w:ilvl w:val="0"/>
+          <w:numId w:val="1"/>
+        </w:numPr>
+        <w:spacing w:line="276" w:lineRule="auto"/>
+      </w:pPr>
+      <w:r>
+        <w:lastRenderedPageBreak/>
+        <w:t>type ‘load “Base.bas”’ (note: include quotation marks around Base.bas) as seen at spot A</w:t>
+      </w:r>
+      <w:r>
+        <w:br/>
+      </w:r>
+      <w:r>
+        <w:rPr>
+          <w:noProof/>
+        </w:rPr>
+        <w:drawing>
+          <wp:inline distT="0" distB="0" distL="0" distR="0" wp14:anchorId="1FC4163A" wp14:editId="4A084409">
+            <wp:extent cx="5943600" cy="3507740"/>
+            <wp:effectExtent l="0" t="0" r="0" b="0"/>
+            <wp:docPr id="758796081" name="Picture 1"/>
+            <wp:cNvGraphicFramePr>
+              <a:graphicFrameLocks xmlns:a="http://schemas.openxmlformats.org/drawingml/2006/main" noChangeAspect="1"/>
+            </wp:cNvGraphicFramePr>
+            <a:graphic xmlns:a="http://schemas.openxmlformats.org/drawingml/2006/main">
+              <a:graphicData uri="http://schemas.openxmlformats.org/drawingml/2006/picture">
+                <pic:pic xmlns:pic="http://schemas.openxmlformats.org/drawingml/2006/picture">
+                  <pic:nvPicPr>
+                    <pic:cNvPr id="758796081" name="Picture 1"/>
+                    <pic:cNvPicPr>
+                      <a:picLocks noChangeAspect="1"/>
+                    </pic:cNvPicPr>
+                  </pic:nvPicPr>
+                  <pic:blipFill>
+                    <a:blip r:embed="rId12"/>
+                    <a:stretch>
+                      <a:fillRect/>
+                    </a:stretch>
+                  </pic:blipFill>
+                  <pic:spPr>
+                    <a:xfrm>
+                      <a:off x="0" y="0"/>
+                      <a:ext cx="5943600" cy="3507740"/>
+                    </a:xfrm>
+                    <a:prstGeom prst="rect">
+                      <a:avLst/>
+                    </a:prstGeom>
+                  </pic:spPr>
+                </pic:pic>
+              </a:graphicData>
+            </a:graphic>
+          </wp:inline>
+        </w:drawing>
+      </w:r>
+      <w:r>
+        <w:t xml:space="preserve"> </w:t>
+      </w:r>
+    </w:p>
+    <w:p>
+      <w:pPr>
+        <w:pStyle w:val="ListParagraph"/>
+        <w:numPr>
+          <w:ilvl w:val="0"/>
+          <w:numId w:val="1"/>
+        </w:numPr>
+      </w:pPr>
+      <w:r>
+        <w:t>Finally press F2 to run the program</w:t>
+      </w:r>
     </w:p>
     <w:p>
       <w:pPr>
@@ -61,6 +523,7 @@
         <w:pStyle w:val="Heading1"/>
       </w:pPr>
       <w:r>
+        <w:lastRenderedPageBreak/>
         <w:t>Special Locations</w:t>
       </w:r>
     </w:p>
@@ -163,6 +626,216 @@
     </w:sectPr>
   </w:body>
 </w:document>
+</file>
+
+<file path=word/numbering.xml><?xml version="1.0" encoding="utf-8"?>
+<w:numbering xmlns:wpc="http://schemas.microsoft.com/office/word/2010/wordprocessingCanvas" xmlns:cx="http://schemas.microsoft.com/office/drawing/2014/chartex" xmlns:cx1="http://schemas.microsoft.com/office/drawing/2015/9/8/chartex" xmlns:cx2="http://schemas.microsoft.com/office/drawing/2015/10/21/chartex" xmlns:cx3="http://schemas.microsoft.com/office/drawing/2016/5/9/chartex" xmlns:cx4="http://schemas.microsoft.com/office/drawing/2016/5/10/chartex" xmlns:cx5="http://schemas.microsoft.com/office/drawing/2016/5/11/chartex" xmlns:cx6="http://schemas.microsoft.com/office/drawing/2016/5/12/chartex" xmlns:cx7="http://schemas.microsoft.com/office/drawing/2016/5/13/chartex" xmlns:cx8="http://schemas.microsoft.com/office/drawing/2016/5/14/chartex" xmlns:mc="http://schemas.openxmlformats.org/markup-compatibility/2006" xmlns:aink="http://schemas.microsoft.com/office/drawing/2016/ink" xmlns:am3d="http://schemas.microsoft.com/office/drawing/2017/model3d" xmlns:o="urn:schemas-microsoft-com:office:office" xmlns:oel="http://schemas.microsoft.com/office/2019/extlst" xmlns:r="http://schemas.openxmlformats.org/officeDocument/2006/relationships" xmlns:m="http://schemas.openxmlformats.org/officeDocument/2006/math" xmlns:v="urn:schemas-microsoft-com:vml" xmlns:wp14="http://schemas.microsoft.com/office/word/2010/wordprocessingDrawing" xmlns:wp="http://schemas.openxmlformats.org/drawingml/2006/wordprocessingDrawing" xmlns:w10="urn:schemas-microsoft-com:office:word" xmlns:w="http://schemas.openxmlformats.org/wordprocessingml/2006/main" xmlns:w14="http://schemas.microsoft.com/office/word/2010/wordml" xmlns:w15="http://schemas.microsoft.com/office/word/2012/wordml" xmlns:w16cex="http://schemas.microsoft.com/office/word/2018/wordml/cex" xmlns:w16cid="http://schemas.microsoft.com/office/word/2016/wordml/cid" xmlns:w16="http://schemas.microsoft.com/office/word/2018/wordml" xmlns:w16du="http://schemas.microsoft.com/office/word/2023/wordml/word16du" xmlns:w16sdtdh="http://schemas.microsoft.com/office/word/2020/wordml/sdtdatahash" xmlns:w16sdtfl="http://schemas.microsoft.com/office/word/2024/wordml/sdtformatlock" xmlns:w16se="http://schemas.microsoft.com/office/word/2015/wordml/symex" xmlns:wpg="http://schemas.microsoft.com/office/word/2010/wordprocessingGroup" xmlns:wpi="http://schemas.microsoft.com/office/word/2010/wordprocessingInk" xmlns:wne="http://schemas.microsoft.com/office/word/2006/wordml" xmlns:wps="http://schemas.microsoft.com/office/word/2010/wordprocessingShape" mc:Ignorable="w14 w15 w16se w16cid w16 w16cex w16sdtdh w16sdtfl w16du wp14">
+  <w:abstractNum w:abstractNumId="0" w15:restartNumberingAfterBreak="0">
+    <w:nsid w:val="2B0B12F9"/>
+    <w:multiLevelType w:val="hybridMultilevel"/>
+    <w:tmpl w:val="EF005288"/>
+    <w:lvl w:ilvl="0" w:tplc="82EAEF0A">
+      <w:start w:val="1"/>
+      <w:numFmt w:val="decimal"/>
+      <w:lvlText w:val="%1.)"/>
+      <w:lvlJc w:val="left"/>
+      <w:pPr>
+        <w:ind w:left="720" w:hanging="360"/>
+      </w:pPr>
+    </w:lvl>
+    <w:lvl w:ilvl="1" w:tplc="04090019">
+      <w:start w:val="1"/>
+      <w:numFmt w:val="lowerLetter"/>
+      <w:lvlText w:val="%2."/>
+      <w:lvlJc w:val="left"/>
+      <w:pPr>
+        <w:ind w:left="1440" w:hanging="360"/>
+      </w:pPr>
+    </w:lvl>
+    <w:lvl w:ilvl="2" w:tplc="0409001B">
+      <w:start w:val="1"/>
+      <w:numFmt w:val="lowerRoman"/>
+      <w:lvlText w:val="%3."/>
+      <w:lvlJc w:val="right"/>
+      <w:pPr>
+        <w:ind w:left="2160" w:hanging="180"/>
+      </w:pPr>
+    </w:lvl>
+    <w:lvl w:ilvl="3" w:tplc="0409000F">
+      <w:start w:val="1"/>
+      <w:numFmt w:val="decimal"/>
+      <w:lvlText w:val="%4."/>
+      <w:lvlJc w:val="left"/>
+      <w:pPr>
+        <w:ind w:left="2880" w:hanging="360"/>
+      </w:pPr>
+    </w:lvl>
+    <w:lvl w:ilvl="4" w:tplc="04090019">
+      <w:start w:val="1"/>
+      <w:numFmt w:val="lowerLetter"/>
+      <w:lvlText w:val="%5."/>
+      <w:lvlJc w:val="left"/>
+      <w:pPr>
+        <w:ind w:left="3600" w:hanging="360"/>
+      </w:pPr>
+    </w:lvl>
+    <w:lvl w:ilvl="5" w:tplc="0409001B">
+      <w:start w:val="1"/>
+      <w:numFmt w:val="lowerRoman"/>
+      <w:lvlText w:val="%6."/>
+      <w:lvlJc w:val="right"/>
+      <w:pPr>
+        <w:ind w:left="4320" w:hanging="180"/>
+      </w:pPr>
+    </w:lvl>
+    <w:lvl w:ilvl="6" w:tplc="0409000F">
+      <w:start w:val="1"/>
+      <w:numFmt w:val="decimal"/>
+      <w:lvlText w:val="%7."/>
+      <w:lvlJc w:val="left"/>
+      <w:pPr>
+        <w:ind w:left="5040" w:hanging="360"/>
+      </w:pPr>
+    </w:lvl>
+    <w:lvl w:ilvl="7" w:tplc="04090019">
+      <w:start w:val="1"/>
+      <w:numFmt w:val="lowerLetter"/>
+      <w:lvlText w:val="%8."/>
+      <w:lvlJc w:val="left"/>
+      <w:pPr>
+        <w:ind w:left="5760" w:hanging="360"/>
+      </w:pPr>
+    </w:lvl>
+    <w:lvl w:ilvl="8" w:tplc="0409001B">
+      <w:start w:val="1"/>
+      <w:numFmt w:val="lowerRoman"/>
+      <w:lvlText w:val="%9."/>
+      <w:lvlJc w:val="right"/>
+      <w:pPr>
+        <w:ind w:left="6480" w:hanging="180"/>
+      </w:pPr>
+    </w:lvl>
+  </w:abstractNum>
+  <w:abstractNum w:abstractNumId="1" w15:restartNumberingAfterBreak="0">
+    <w:nsid w:val="4B750A24"/>
+    <w:multiLevelType w:val="hybridMultilevel"/>
+    <w:tmpl w:val="597E950A"/>
+    <w:lvl w:ilvl="0" w:tplc="0409000F">
+      <w:start w:val="1"/>
+      <w:numFmt w:val="decimal"/>
+      <w:lvlText w:val="%1."/>
+      <w:lvlJc w:val="left"/>
+      <w:pPr>
+        <w:ind w:left="720" w:hanging="360"/>
+      </w:pPr>
+    </w:lvl>
+    <w:lvl w:ilvl="1" w:tplc="04090019" w:tentative="1">
+      <w:start w:val="1"/>
+      <w:numFmt w:val="lowerLetter"/>
+      <w:lvlText w:val="%2."/>
+      <w:lvlJc w:val="left"/>
+      <w:pPr>
+        <w:ind w:left="1440" w:hanging="360"/>
+      </w:pPr>
+    </w:lvl>
+    <w:lvl w:ilvl="2" w:tplc="0409001B" w:tentative="1">
+      <w:start w:val="1"/>
+      <w:numFmt w:val="lowerRoman"/>
+      <w:lvlText w:val="%3."/>
+      <w:lvlJc w:val="right"/>
+      <w:pPr>
+        <w:ind w:left="2160" w:hanging="180"/>
+      </w:pPr>
+    </w:lvl>
+    <w:lvl w:ilvl="3" w:tplc="0409000F" w:tentative="1">
+      <w:start w:val="1"/>
+      <w:numFmt w:val="decimal"/>
+      <w:lvlText w:val="%4."/>
+      <w:lvlJc w:val="left"/>
+      <w:pPr>
+        <w:ind w:left="2880" w:hanging="360"/>
+      </w:pPr>
+    </w:lvl>
+    <w:lvl w:ilvl="4" w:tplc="04090019" w:tentative="1">
+      <w:start w:val="1"/>
+      <w:numFmt w:val="lowerLetter"/>
+      <w:lvlText w:val="%5."/>
+      <w:lvlJc w:val="left"/>
+      <w:pPr>
+        <w:ind w:left="3600" w:hanging="360"/>
+      </w:pPr>
+    </w:lvl>
+    <w:lvl w:ilvl="5" w:tplc="0409001B" w:tentative="1">
+      <w:start w:val="1"/>
+      <w:numFmt w:val="lowerRoman"/>
+      <w:lvlText w:val="%6."/>
+      <w:lvlJc w:val="right"/>
+      <w:pPr>
+        <w:ind w:left="4320" w:hanging="180"/>
+      </w:pPr>
+    </w:lvl>
+    <w:lvl w:ilvl="6" w:tplc="0409000F" w:tentative="1">
+      <w:start w:val="1"/>
+      <w:numFmt w:val="decimal"/>
+      <w:lvlText w:val="%7."/>
+      <w:lvlJc w:val="left"/>
+      <w:pPr>
+        <w:ind w:left="5040" w:hanging="360"/>
+      </w:pPr>
+    </w:lvl>
+    <w:lvl w:ilvl="7" w:tplc="04090019" w:tentative="1">
+      <w:start w:val="1"/>
+      <w:numFmt w:val="lowerLetter"/>
+      <w:lvlText w:val="%8."/>
+      <w:lvlJc w:val="left"/>
+      <w:pPr>
+        <w:ind w:left="5760" w:hanging="360"/>
+      </w:pPr>
+    </w:lvl>
+    <w:lvl w:ilvl="8" w:tplc="0409001B" w:tentative="1">
+      <w:start w:val="1"/>
+      <w:numFmt w:val="lowerRoman"/>
+      <w:lvlText w:val="%9."/>
+      <w:lvlJc w:val="right"/>
+      <w:pPr>
+        <w:ind w:left="6480" w:hanging="180"/>
+      </w:pPr>
+    </w:lvl>
+  </w:abstractNum>
+  <w:num w:numId="1" w16cid:durableId="1950622149">
+    <w:abstractNumId w:val="1"/>
+  </w:num>
+  <w:num w:numId="2" w16cid:durableId="1413771379">
+    <w:abstractNumId w:val="0"/>
+    <w:lvlOverride w:ilvl="0">
+      <w:startOverride w:val="1"/>
+    </w:lvlOverride>
+    <w:lvlOverride w:ilvl="1">
+      <w:startOverride w:val="1"/>
+    </w:lvlOverride>
+    <w:lvlOverride w:ilvl="2">
+      <w:startOverride w:val="1"/>
+    </w:lvlOverride>
+    <w:lvlOverride w:ilvl="3">
+      <w:startOverride w:val="1"/>
+    </w:lvlOverride>
+    <w:lvlOverride w:ilvl="4">
+      <w:startOverride w:val="1"/>
+    </w:lvlOverride>
+    <w:lvlOverride w:ilvl="5">
+      <w:startOverride w:val="1"/>
+    </w:lvlOverride>
+    <w:lvlOverride w:ilvl="6">
+      <w:startOverride w:val="1"/>
+    </w:lvlOverride>
+    <w:lvlOverride w:ilvl="7">
+      <w:startOverride w:val="1"/>
+    </w:lvlOverride>
+    <w:lvlOverride w:ilvl="8">
+      <w:startOverride w:val="1"/>
+    </w:lvlOverride>
+  </w:num>
+</w:numbering>
 </file>
 
 <file path=word/styles.xml><?xml version="1.0" encoding="utf-8"?>
@@ -767,7 +1440,6 @@
   <w:style w:type="character" w:default="1" w:styleId="DefaultParagraphFont">
     <w:name w:val="Default Paragraph Font"/>
     <w:uiPriority w:val="1"/>
-    <w:semiHidden/>
     <w:unhideWhenUsed/>
   </w:style>
   <w:style w:type="table" w:default="1" w:styleId="TableNormal">
@@ -1078,6 +1750,29 @@
       <w:smallCaps/>
       <w:color w:val="0F4761" w:themeColor="accent1" w:themeShade="BF"/>
       <w:spacing w:val="5"/>
+    </w:rPr>
+  </w:style>
+  <w:style w:type="character" w:styleId="Hyperlink">
+    <w:name w:val="Hyperlink"/>
+    <w:basedOn w:val="DefaultParagraphFont"/>
+    <w:uiPriority w:val="99"/>
+    <w:unhideWhenUsed/>
+    <w:rsid w:val="00402399"/>
+    <w:rPr>
+      <w:color w:val="467886" w:themeColor="hyperlink"/>
+      <w:u w:val="single"/>
+    </w:rPr>
+  </w:style>
+  <w:style w:type="character" w:styleId="UnresolvedMention">
+    <w:name w:val="Unresolved Mention"/>
+    <w:basedOn w:val="DefaultParagraphFont"/>
+    <w:uiPriority w:val="99"/>
+    <w:semiHidden/>
+    <w:unhideWhenUsed/>
+    <w:rsid w:val="00402399"/>
+    <w:rPr>
+      <w:color w:val="605E5C"/>
+      <w:shd w:val="clear" w:color="auto" w:fill="E1DFDD"/>
     </w:rPr>
   </w:style>
 </w:styles>

--- a/PREACH-MANUAL.docx
+++ b/PREACH-MANUAL.docx
@@ -33,7 +33,7 @@
       <w:r>
         <w:br/>
       </w:r>
-      <w:hyperlink r:id="rId5" w:history="1">
+      <w:hyperlink r:id="rId6" w:history="1">
         <w:r>
           <w:rPr>
             <w:rStyle w:val="Hyperlink"/>
@@ -43,14 +43,18 @@
       </w:hyperlink>
       <w:r>
         <w:br/>
+        <w:t>To your C drive</w:t>
+      </w:r>
+      <w:r>
+        <w:br/>
       </w:r>
       <w:r>
         <w:rPr>
           <w:noProof/>
         </w:rPr>
         <w:drawing>
-          <wp:inline distT="0" distB="0" distL="0" distR="0" wp14:anchorId="60C27411" wp14:editId="09106056">
-            <wp:extent cx="5943600" cy="3524885"/>
+          <wp:inline distT="0" distB="0" distL="0" distR="0" wp14:anchorId="60C27411" wp14:editId="5E7FE077">
+            <wp:extent cx="4533900" cy="2688854"/>
             <wp:effectExtent l="0" t="0" r="0" b="0"/>
             <wp:docPr id="97867280" name="Picture 1"/>
             <wp:cNvGraphicFramePr>
@@ -66,7 +70,7 @@
                     </pic:cNvPicPr>
                   </pic:nvPicPr>
                   <pic:blipFill>
-                    <a:blip r:embed="rId6"/>
+                    <a:blip r:embed="rId7"/>
                     <a:stretch>
                       <a:fillRect/>
                     </a:stretch>
@@ -74,7 +78,7 @@
                   <pic:spPr>
                     <a:xfrm>
                       <a:off x="0" y="0"/>
-                      <a:ext cx="5943600" cy="3524885"/>
+                      <a:ext cx="4559720" cy="2704167"/>
                     </a:xfrm>
                     <a:prstGeom prst="rect">
                       <a:avLst/>
@@ -96,10 +100,50 @@
         </w:numPr>
       </w:pPr>
       <w:r>
-        <w:t>Unzip these files to a C:\Preach folder</w:t>
-      </w:r>
-      <w:r>
-        <w:t xml:space="preserve"> </w:t>
+        <w:t>Unzip these files</w:t>
+      </w:r>
+      <w:r>
+        <w:br/>
+      </w:r>
+      <w:r>
+        <w:rPr>
+          <w:noProof/>
+        </w:rPr>
+        <w:drawing>
+          <wp:inline distT="0" distB="0" distL="0" distR="0" wp14:anchorId="62495147" wp14:editId="4A8B4BCC">
+            <wp:extent cx="3802380" cy="3445377"/>
+            <wp:effectExtent l="0" t="0" r="7620" b="3175"/>
+            <wp:docPr id="24552191" name="Picture 1"/>
+            <wp:cNvGraphicFramePr>
+              <a:graphicFrameLocks xmlns:a="http://schemas.openxmlformats.org/drawingml/2006/main" noChangeAspect="1"/>
+            </wp:cNvGraphicFramePr>
+            <a:graphic xmlns:a="http://schemas.openxmlformats.org/drawingml/2006/main">
+              <a:graphicData uri="http://schemas.openxmlformats.org/drawingml/2006/picture">
+                <pic:pic xmlns:pic="http://schemas.openxmlformats.org/drawingml/2006/picture">
+                  <pic:nvPicPr>
+                    <pic:cNvPr id="24552191" name=""/>
+                    <pic:cNvPicPr/>
+                  </pic:nvPicPr>
+                  <pic:blipFill>
+                    <a:blip r:embed="rId8"/>
+                    <a:stretch>
+                      <a:fillRect/>
+                    </a:stretch>
+                  </pic:blipFill>
+                  <pic:spPr>
+                    <a:xfrm>
+                      <a:off x="0" y="0"/>
+                      <a:ext cx="3814891" cy="3456714"/>
+                    </a:xfrm>
+                    <a:prstGeom prst="rect">
+                      <a:avLst/>
+                    </a:prstGeom>
+                  </pic:spPr>
+                </pic:pic>
+              </a:graphicData>
+            </a:graphic>
+          </wp:inline>
+        </w:drawing>
       </w:r>
     </w:p>
     <w:p>
@@ -111,21 +155,27 @@
         </w:numPr>
       </w:pPr>
       <w:r>
+        <w:lastRenderedPageBreak/>
         <w:t>Download</w:t>
       </w:r>
       <w:r>
         <w:t xml:space="preserve"> and install</w:t>
       </w:r>
       <w:r>
-        <w:t xml:space="preserve"> DosBox</w:t>
-      </w:r>
+        <w:t xml:space="preserve"> </w:t>
+      </w:r>
+      <w:proofErr w:type="spellStart"/>
+      <w:r>
+        <w:t>DosBox</w:t>
+      </w:r>
+      <w:proofErr w:type="spellEnd"/>
       <w:r>
         <w:t xml:space="preserve"> from</w:t>
       </w:r>
       <w:r>
         <w:br/>
       </w:r>
-      <w:hyperlink r:id="rId7" w:history="1">
+      <w:hyperlink r:id="rId9" w:history="1">
         <w:r>
           <w:rPr>
             <w:rStyle w:val="Hyperlink"/>
@@ -143,9 +193,13 @@
         </w:numPr>
       </w:pPr>
       <w:r>
-        <w:lastRenderedPageBreak/>
-        <w:t>Open DosBox</w:t>
-      </w:r>
+        <w:t xml:space="preserve">Open </w:t>
+      </w:r>
+      <w:proofErr w:type="spellStart"/>
+      <w:r>
+        <w:t>DosBox</w:t>
+      </w:r>
+      <w:proofErr w:type="spellEnd"/>
       <w:r>
         <w:br/>
       </w:r>
@@ -154,8 +208,8 @@
           <w:noProof/>
         </w:rPr>
         <w:drawing>
-          <wp:inline distT="0" distB="0" distL="0" distR="0" wp14:anchorId="313E9278" wp14:editId="2934AC80">
-            <wp:extent cx="5943600" cy="3368040"/>
+          <wp:inline distT="0" distB="0" distL="0" distR="0" wp14:anchorId="313E9278" wp14:editId="2A73CF3C">
+            <wp:extent cx="4935071" cy="2796540"/>
             <wp:effectExtent l="0" t="0" r="0" b="3810"/>
             <wp:docPr id="871175609" name="Picture 1"/>
             <wp:cNvGraphicFramePr>
@@ -171,7 +225,7 @@
                     </pic:cNvPicPr>
                   </pic:nvPicPr>
                   <pic:blipFill>
-                    <a:blip r:embed="rId8"/>
+                    <a:blip r:embed="rId10"/>
                     <a:stretch>
                       <a:fillRect/>
                     </a:stretch>
@@ -179,7 +233,7 @@
                   <pic:spPr>
                     <a:xfrm>
                       <a:off x="0" y="0"/>
-                      <a:ext cx="5943600" cy="3368040"/>
+                      <a:ext cx="4947447" cy="2803553"/>
                     </a:xfrm>
                     <a:prstGeom prst="rect">
                       <a:avLst/>
@@ -201,47 +255,26 @@
         </w:numPr>
       </w:pPr>
       <w:r>
-        <w:t>A</w:t>
-      </w:r>
-      <w:r>
-        <w:t>t spot one</w:t>
-      </w:r>
-      <w:r>
-        <w:t xml:space="preserve"> below,</w:t>
+        <w:t>In DOSBox</w:t>
+      </w:r>
+      <w:r>
+        <w:t>,</w:t>
+      </w:r>
+      <w:r>
+        <w:t xml:space="preserve"> start by</w:t>
+      </w:r>
+      <w:r>
+        <w:t xml:space="preserve"> mounting the folder you extracted to the p drive</w:t>
       </w:r>
       <w:r>
         <w:br/>
       </w:r>
       <w:r>
-        <w:t>type ‘mount</w:t>
-      </w:r>
-      <w:r>
-        <w:t xml:space="preserve"> </w:t>
-      </w:r>
-      <w:r>
-        <w:t>p</w:t>
-      </w:r>
-      <w:r>
-        <w:t xml:space="preserve">: </w:t>
-      </w:r>
-      <w:r>
-        <w:t>C:\Preach</w:t>
-      </w:r>
-      <w:r>
-        <w:t>’ then press enter</w:t>
-      </w:r>
-      <w:r>
-        <w:br/>
-      </w:r>
-      <w:r>
-        <w:rPr>
-          <w:noProof/>
-        </w:rPr>
         <w:drawing>
-          <wp:inline distT="0" distB="0" distL="0" distR="0" wp14:anchorId="42BAC610" wp14:editId="20CEEE29">
-            <wp:extent cx="5943600" cy="3394075"/>
-            <wp:effectExtent l="0" t="0" r="0" b="0"/>
-            <wp:docPr id="828744609" name="Picture 1"/>
+          <wp:inline distT="0" distB="0" distL="0" distR="0" wp14:anchorId="596312D0" wp14:editId="48D5ABF3">
+            <wp:extent cx="4938188" cy="3292125"/>
+            <wp:effectExtent l="0" t="0" r="0" b="3810"/>
+            <wp:docPr id="535987424" name="Picture 1"/>
             <wp:cNvGraphicFramePr>
               <a:graphicFrameLocks xmlns:a="http://schemas.openxmlformats.org/drawingml/2006/main" noChangeAspect="1"/>
             </wp:cNvGraphicFramePr>
@@ -249,13 +282,11 @@
               <a:graphicData uri="http://schemas.openxmlformats.org/drawingml/2006/picture">
                 <pic:pic xmlns:pic="http://schemas.openxmlformats.org/drawingml/2006/picture">
                   <pic:nvPicPr>
-                    <pic:cNvPr id="828744609" name="Picture 1"/>
-                    <pic:cNvPicPr>
-                      <a:picLocks noChangeAspect="1"/>
-                    </pic:cNvPicPr>
+                    <pic:cNvPr id="535987424" name=""/>
+                    <pic:cNvPicPr/>
                   </pic:nvPicPr>
                   <pic:blipFill>
-                    <a:blip r:embed="rId9"/>
+                    <a:blip r:embed="rId11"/>
                     <a:stretch>
                       <a:fillRect/>
                     </a:stretch>
@@ -263,7 +294,7 @@
                   <pic:spPr>
                     <a:xfrm>
                       <a:off x="0" y="0"/>
-                      <a:ext cx="5943600" cy="3394075"/>
+                      <a:ext cx="4938188" cy="3292125"/>
                     </a:xfrm>
                     <a:prstGeom prst="rect">
                       <a:avLst/>
@@ -285,25 +316,29 @@
         </w:numPr>
       </w:pPr>
       <w:r>
-        <w:lastRenderedPageBreak/>
-        <w:t>At spot one below,</w:t>
+        <w:t>t</w:t>
+      </w:r>
+      <w:r>
+        <w:t>ype ‘P:’ and press enter</w:t>
       </w:r>
       <w:r>
         <w:br/>
-        <w:t>type ‘P:’ and press enter</w:t>
-      </w:r>
-      <w:r>
-        <w:br/>
-      </w:r>
+        <w:t>to switch to the p drive</w:t>
+      </w:r>
+    </w:p>
+    <w:p>
+      <w:pPr>
+        <w:pStyle w:val="ListParagraph"/>
+      </w:pPr>
       <w:r>
         <w:rPr>
           <w:noProof/>
         </w:rPr>
         <w:drawing>
-          <wp:inline distT="0" distB="0" distL="0" distR="0" wp14:anchorId="363C1DF9" wp14:editId="72B65420">
-            <wp:extent cx="5943600" cy="3373755"/>
-            <wp:effectExtent l="0" t="0" r="0" b="0"/>
-            <wp:docPr id="1299206307" name="Picture 1"/>
+          <wp:inline distT="0" distB="0" distL="0" distR="0" wp14:anchorId="09A7B6DC" wp14:editId="021EC13C">
+            <wp:extent cx="487722" cy="510584"/>
+            <wp:effectExtent l="0" t="0" r="7620" b="3810"/>
+            <wp:docPr id="1772117995" name="Picture 1"/>
             <wp:cNvGraphicFramePr>
               <a:graphicFrameLocks xmlns:a="http://schemas.openxmlformats.org/drawingml/2006/main" noChangeAspect="1"/>
             </wp:cNvGraphicFramePr>
@@ -311,13 +346,11 @@
               <a:graphicData uri="http://schemas.openxmlformats.org/drawingml/2006/picture">
                 <pic:pic xmlns:pic="http://schemas.openxmlformats.org/drawingml/2006/picture">
                   <pic:nvPicPr>
-                    <pic:cNvPr id="1299206307" name="Picture 1"/>
-                    <pic:cNvPicPr>
-                      <a:picLocks noChangeAspect="1"/>
-                    </pic:cNvPicPr>
+                    <pic:cNvPr id="1772117995" name=""/>
+                    <pic:cNvPicPr/>
                   </pic:nvPicPr>
                   <pic:blipFill>
-                    <a:blip r:embed="rId10"/>
+                    <a:blip r:embed="rId12"/>
                     <a:stretch>
                       <a:fillRect/>
                     </a:stretch>
@@ -325,7 +358,7 @@
                   <pic:spPr>
                     <a:xfrm>
                       <a:off x="0" y="0"/>
-                      <a:ext cx="5943600" cy="3373755"/>
+                      <a:ext cx="487722" cy="510584"/>
                     </a:xfrm>
                     <a:prstGeom prst="rect">
                       <a:avLst/>
@@ -347,23 +380,21 @@
         </w:numPr>
       </w:pPr>
       <w:r>
-        <w:t>A</w:t>
-      </w:r>
-      <w:r>
-        <w:t>t spot one type ‘basic’ and press enter</w:t>
+        <w:lastRenderedPageBreak/>
+        <w:t>type ‘basic’ and press enter</w:t>
+      </w:r>
+      <w:r>
+        <w:t xml:space="preserve"> to launch the Basic interpreter </w:t>
       </w:r>
       <w:r>
         <w:br/>
       </w:r>
       <w:r>
-        <w:rPr>
-          <w:noProof/>
-        </w:rPr>
         <w:drawing>
-          <wp:inline distT="0" distB="0" distL="0" distR="0" wp14:anchorId="1E09C575" wp14:editId="4D0A7F7C">
-            <wp:extent cx="5943600" cy="3354705"/>
-            <wp:effectExtent l="0" t="0" r="0" b="0"/>
-            <wp:docPr id="447384904" name="Picture 1"/>
+          <wp:inline distT="0" distB="0" distL="0" distR="0" wp14:anchorId="4B07F752" wp14:editId="0BA7E2AD">
+            <wp:extent cx="4892464" cy="3764606"/>
+            <wp:effectExtent l="0" t="0" r="3810" b="7620"/>
+            <wp:docPr id="594107241" name="Picture 1"/>
             <wp:cNvGraphicFramePr>
               <a:graphicFrameLocks xmlns:a="http://schemas.openxmlformats.org/drawingml/2006/main" noChangeAspect="1"/>
             </wp:cNvGraphicFramePr>
@@ -371,13 +402,11 @@
               <a:graphicData uri="http://schemas.openxmlformats.org/drawingml/2006/picture">
                 <pic:pic xmlns:pic="http://schemas.openxmlformats.org/drawingml/2006/picture">
                   <pic:nvPicPr>
-                    <pic:cNvPr id="447384904" name="Picture 1"/>
-                    <pic:cNvPicPr>
-                      <a:picLocks noChangeAspect="1"/>
-                    </pic:cNvPicPr>
+                    <pic:cNvPr id="594107241" name=""/>
+                    <pic:cNvPicPr/>
                   </pic:nvPicPr>
                   <pic:blipFill>
-                    <a:blip r:embed="rId11"/>
+                    <a:blip r:embed="rId13"/>
                     <a:stretch>
                       <a:fillRect/>
                     </a:stretch>
@@ -385,7 +414,7 @@
                   <pic:spPr>
                     <a:xfrm>
                       <a:off x="0" y="0"/>
-                      <a:ext cx="5943600" cy="3354705"/>
+                      <a:ext cx="4892464" cy="3764606"/>
                     </a:xfrm>
                     <a:prstGeom prst="rect">
                       <a:avLst/>
@@ -408,8 +437,33 @@
         <w:spacing w:line="276" w:lineRule="auto"/>
       </w:pPr>
       <w:r>
-        <w:lastRenderedPageBreak/>
-        <w:t>type ‘load “Base.bas”’ (note: include quotation marks around Base.bas) as seen at spot A</w:t>
+        <w:t>T</w:t>
+      </w:r>
+      <w:r>
+        <w:t>ype ‘load “</w:t>
+      </w:r>
+      <w:proofErr w:type="spellStart"/>
+      <w:r>
+        <w:t>Base.bas</w:t>
+      </w:r>
+      <w:proofErr w:type="spellEnd"/>
+      <w:r>
+        <w:t xml:space="preserve">”’ (note: include quotation marks around </w:t>
+      </w:r>
+      <w:proofErr w:type="spellStart"/>
+      <w:r>
+        <w:t>Base.bas</w:t>
+      </w:r>
+      <w:proofErr w:type="spellEnd"/>
+      <w:r>
+        <w:t>)</w:t>
+      </w:r>
+      <w:r>
+        <w:t>.</w:t>
+      </w:r>
+      <w:r>
+        <w:br/>
+        <w:t>Your base is where you start the Preach game from.</w:t>
       </w:r>
       <w:r>
         <w:br/>
@@ -419,10 +473,10 @@
           <w:noProof/>
         </w:rPr>
         <w:drawing>
-          <wp:inline distT="0" distB="0" distL="0" distR="0" wp14:anchorId="1FC4163A" wp14:editId="4A084409">
-            <wp:extent cx="5943600" cy="3507740"/>
-            <wp:effectExtent l="0" t="0" r="0" b="0"/>
-            <wp:docPr id="758796081" name="Picture 1"/>
+          <wp:inline distT="0" distB="0" distL="0" distR="0" wp14:anchorId="78CF04C6" wp14:editId="38F71BDD">
+            <wp:extent cx="2728196" cy="1516511"/>
+            <wp:effectExtent l="0" t="0" r="0" b="7620"/>
+            <wp:docPr id="628931872" name="Picture 1"/>
             <wp:cNvGraphicFramePr>
               <a:graphicFrameLocks xmlns:a="http://schemas.openxmlformats.org/drawingml/2006/main" noChangeAspect="1"/>
             </wp:cNvGraphicFramePr>
@@ -430,13 +484,11 @@
               <a:graphicData uri="http://schemas.openxmlformats.org/drawingml/2006/picture">
                 <pic:pic xmlns:pic="http://schemas.openxmlformats.org/drawingml/2006/picture">
                   <pic:nvPicPr>
-                    <pic:cNvPr id="758796081" name="Picture 1"/>
-                    <pic:cNvPicPr>
-                      <a:picLocks noChangeAspect="1"/>
-                    </pic:cNvPicPr>
+                    <pic:cNvPr id="628931872" name=""/>
+                    <pic:cNvPicPr/>
                   </pic:nvPicPr>
                   <pic:blipFill>
-                    <a:blip r:embed="rId12"/>
+                    <a:blip r:embed="rId14"/>
                     <a:stretch>
                       <a:fillRect/>
                     </a:stretch>
@@ -444,7 +496,7 @@
                   <pic:spPr>
                     <a:xfrm>
                       <a:off x="0" y="0"/>
-                      <a:ext cx="5943600" cy="3507740"/>
+                      <a:ext cx="2728196" cy="1516511"/>
                     </a:xfrm>
                     <a:prstGeom prst="rect">
                       <a:avLst/>
@@ -456,9 +508,6 @@
           </wp:inline>
         </w:drawing>
       </w:r>
-      <w:r>
-        <w:t xml:space="preserve"> </w:t>
-      </w:r>
     </w:p>
     <w:p>
       <w:pPr>
@@ -474,6 +523,69 @@
     </w:p>
     <w:p>
       <w:pPr>
+        <w:pStyle w:val="ListParagraph"/>
+      </w:pPr>
+    </w:p>
+    <w:p>
+      <w:pPr>
+        <w:pStyle w:val="ListParagraph"/>
+      </w:pPr>
+      <w:r>
+        <w:rPr>
+          <w:noProof/>
+        </w:rPr>
+        <w:lastRenderedPageBreak/>
+        <w:drawing>
+          <wp:inline distT="0" distB="0" distL="0" distR="0" wp14:anchorId="4D19AC34" wp14:editId="6CF02350">
+            <wp:extent cx="4915326" cy="3276884"/>
+            <wp:effectExtent l="0" t="0" r="0" b="0"/>
+            <wp:docPr id="998233404" name="Picture 1"/>
+            <wp:cNvGraphicFramePr>
+              <a:graphicFrameLocks xmlns:a="http://schemas.openxmlformats.org/drawingml/2006/main" noChangeAspect="1"/>
+            </wp:cNvGraphicFramePr>
+            <a:graphic xmlns:a="http://schemas.openxmlformats.org/drawingml/2006/main">
+              <a:graphicData uri="http://schemas.openxmlformats.org/drawingml/2006/picture">
+                <pic:pic xmlns:pic="http://schemas.openxmlformats.org/drawingml/2006/picture">
+                  <pic:nvPicPr>
+                    <pic:cNvPr id="998233404" name=""/>
+                    <pic:cNvPicPr/>
+                  </pic:nvPicPr>
+                  <pic:blipFill>
+                    <a:blip r:embed="rId15"/>
+                    <a:stretch>
+                      <a:fillRect/>
+                    </a:stretch>
+                  </pic:blipFill>
+                  <pic:spPr>
+                    <a:xfrm>
+                      <a:off x="0" y="0"/>
+                      <a:ext cx="4915326" cy="3276884"/>
+                    </a:xfrm>
+                    <a:prstGeom prst="rect">
+                      <a:avLst/>
+                    </a:prstGeom>
+                  </pic:spPr>
+                </pic:pic>
+              </a:graphicData>
+            </a:graphic>
+          </wp:inline>
+        </w:drawing>
+      </w:r>
+    </w:p>
+    <w:p>
+      <w:pPr>
+        <w:pStyle w:val="ListParagraph"/>
+        <w:numPr>
+          <w:ilvl w:val="0"/>
+          <w:numId w:val="1"/>
+        </w:numPr>
+      </w:pPr>
+      <w:r>
+        <w:t>In Preach, press space bar to go to the next screen</w:t>
+      </w:r>
+    </w:p>
+    <w:p>
+      <w:pPr>
         <w:pStyle w:val="Heading1"/>
       </w:pPr>
       <w:r>
@@ -514,7 +626,13 @@
     <w:p>
       <w:r>
         <w:tab/>
-        <w:t>Press arrows on bottom left of keyboard to move around in game</w:t>
+        <w:t>Press arrow</w:t>
+      </w:r>
+      <w:r>
+        <w:t xml:space="preserve"> keys</w:t>
+      </w:r>
+      <w:r>
+        <w:t xml:space="preserve"> to move around in game</w:t>
       </w:r>
     </w:p>
     <w:p/>
@@ -719,7 +837,7 @@
   <w:abstractNum w:abstractNumId="1" w15:restartNumberingAfterBreak="0">
     <w:nsid w:val="4B750A24"/>
     <w:multiLevelType w:val="hybridMultilevel"/>
-    <w:tmpl w:val="597E950A"/>
+    <w:tmpl w:val="9EF8F80A"/>
     <w:lvl w:ilvl="0" w:tplc="0409000F">
       <w:start w:val="1"/>
       <w:numFmt w:val="decimal"/>
@@ -834,6 +952,9 @@
     <w:lvlOverride w:ilvl="8">
       <w:startOverride w:val="1"/>
     </w:lvlOverride>
+  </w:num>
+  <w:num w:numId="3" w16cid:durableId="672338118">
+    <w:abstractNumId w:val="0"/>
   </w:num>
 </w:numbering>
 </file>
@@ -1440,6 +1561,7 @@
   <w:style w:type="character" w:default="1" w:styleId="DefaultParagraphFont">
     <w:name w:val="Default Paragraph Font"/>
     <w:uiPriority w:val="1"/>
+    <w:semiHidden/>
     <w:unhideWhenUsed/>
   </w:style>
   <w:style w:type="table" w:default="1" w:styleId="TableNormal">
@@ -1773,6 +1895,18 @@
     <w:rPr>
       <w:color w:val="605E5C"/>
       <w:shd w:val="clear" w:color="auto" w:fill="E1DFDD"/>
+    </w:rPr>
+  </w:style>
+  <w:style w:type="character" w:styleId="FollowedHyperlink">
+    <w:name w:val="FollowedHyperlink"/>
+    <w:basedOn w:val="DefaultParagraphFont"/>
+    <w:uiPriority w:val="99"/>
+    <w:semiHidden/>
+    <w:unhideWhenUsed/>
+    <w:rsid w:val="00FC2B79"/>
+    <w:rPr>
+      <w:color w:val="96607D" w:themeColor="followedHyperlink"/>
+      <w:u w:val="single"/>
     </w:rPr>
   </w:style>
 </w:styles>
@@ -2091,4 +2225,16 @@
     </a:ext>
   </a:extLst>
 </a:theme>
+</file>
+
+<file path=customXml/item1.xml><?xml version="1.0" encoding="utf-8"?>
+<b:Sources xmlns:b="http://schemas.openxmlformats.org/officeDocument/2006/bibliography" xmlns="http://schemas.openxmlformats.org/officeDocument/2006/bibliography" SelectedStyle="\APASixthEditionOfficeOnline.xsl" StyleName="APA" Version="6"/>
+</file>
+
+<file path=customXml/itemProps1.xml><?xml version="1.0" encoding="utf-8"?>
+<ds:datastoreItem xmlns:ds="http://schemas.openxmlformats.org/officeDocument/2006/customXml" ds:itemID="{0FF8B825-6DAD-443B-8AA8-FAE3EF72FF48}">
+  <ds:schemaRefs>
+    <ds:schemaRef ds:uri="http://schemas.openxmlformats.org/officeDocument/2006/bibliography"/>
+  </ds:schemaRefs>
+</ds:datastoreItem>
 </file>